--- a/rapports/16_02_2026/EL_MOUSTAPHA/coh_EQ17_sup_042203020001.docx
+++ b/rapports/16_02_2026/EL_MOUSTAPHA/coh_EQ17_sup_042203020001.docx
@@ -25,7 +25,7 @@
         <w:br/>
         <w:t>Grappe: 042203020001</w:t>
         <w:br/>
-        <w:t>Date: 16/02/2026 a 12:40</w:t>
+        <w:t>Date: 16/02/2026 a 12:58</w:t>
       </w:r>
     </w:p>
     <w:p/>

--- a/rapports/16_02_2026/EL_MOUSTAPHA/coh_EQ17_sup_042203020001.docx
+++ b/rapports/16_02_2026/EL_MOUSTAPHA/coh_EQ17_sup_042203020001.docx
@@ -25,7 +25,7 @@
         <w:br/>
         <w:t>Grappe: 042203020001</w:t>
         <w:br/>
-        <w:t>Date: 16/02/2026 a 12:58</w:t>
+        <w:t>Date: 16/02/2026 a 13:04</w:t>
       </w:r>
     </w:p>
     <w:p/>
@@ -188,6 +188,38 @@
                 <w:color w:val="FFFFFF"/>
               </w:rPr>
               <w:t>Nb erreurs</w:t>
+            </w:r>
+          </w:p>
+        </w:tc>
+      </w:tr>
+      <w:tr>
+        <w:tc>
+          <w:tcPr>
+            <w:tcW w:type="dxa" w:w="3324"/>
+          </w:tcPr>
+          <w:p>
+            <w:r>
+              <w:t>Section0</w:t>
+            </w:r>
+          </w:p>
+        </w:tc>
+        <w:tc>
+          <w:tcPr>
+            <w:tcW w:type="dxa" w:w="3324"/>
+          </w:tcPr>
+          <w:p>
+            <w:r>
+              <w:t>Identification et renseignements de controle</w:t>
+            </w:r>
+          </w:p>
+        </w:tc>
+        <w:tc>
+          <w:tcPr>
+            <w:tcW w:type="dxa" w:w="3324"/>
+          </w:tcPr>
+          <w:p>
+            <w:r>
+              <w:t>11</w:t>
             </w:r>
           </w:p>
         </w:tc>
@@ -476,38 +508,6 @@
           <w:p>
             <w:r>
               <w:t>8</w:t>
-            </w:r>
-          </w:p>
-        </w:tc>
-      </w:tr>
-      <w:tr>
-        <w:tc>
-          <w:tcPr>
-            <w:tcW w:type="dxa" w:w="3324"/>
-          </w:tcPr>
-          <w:p>
-            <w:r>
-              <w:t>Section17</w:t>
-            </w:r>
-          </w:p>
-        </w:tc>
-        <w:tc>
-          <w:tcPr>
-            <w:tcW w:type="dxa" w:w="3324"/>
-          </w:tcPr>
-          <w:p>
-            <w:r>
-              <w:t>Elevage</w:t>
-            </w:r>
-          </w:p>
-        </w:tc>
-        <w:tc>
-          <w:tcPr>
-            <w:tcW w:type="dxa" w:w="3324"/>
-          </w:tcPr>
-          <w:p>
-            <w:r>
-              <w:t>7</w:t>
             </w:r>
           </w:p>
         </w:tc>
@@ -1004,7 +1004,7 @@
         <w:rPr>
           <w:sz w:val="20"/>
         </w:rPr>
-        <w:t>- Attention ! Le prix unitaire d'achat (100 Fcfa) de Choux en Pièce (Moyen) est relativement faible par rapport aux autres prix observés dans cette zone. Prière de corriger ou de confirmer avec le QG. Attention ! Le prix unitaire d'achat (66.66666 Fcfa) de Carotte en Pièce (Moyen) est relativement faible par rapport aux autres prix observés dans cette zone. Prière de corriger ou de confirmer avec le QG. Avertissement!!! Le ménage a consommé 1 Paquet Moyen de Thé en sachet, cette quantité semble anormale pour une consommation des 7 derniers jours.Prière de corriger ou de confirmer avec le QG. Incohérence!! Dans ce ménage, chaque individus consomme par jour 1.380952 Kg  de cereale; Prière de revoir les quantités prises de ces produits. Incohérence!! Dans ce ménage, chaque individus consomme par jour 1.380952 Kg  de cereale; Prière de revoir les quantités prises de ces produits.</w:t>
+        <w:t>- Attention ! Le prix unitaire d'achat (66.66666 Fcfa) de Carotte en Pièce (Moyen) est relativement faible par rapport aux autres prix observés dans cette zone. Prière de corriger ou de confirmer avec le QG. Attention ! Soupçons de quantité anormale! Le ménage de KADIATA AMADOU BA avec une taille de 6 personnes a consommé 10 Sachets industriel en Petit de Concentré de tomate qui est relativement élevé comme consommation par rapport à la condition de vie des autres ménages de même taille dans cette zone. Prière de corriger ou de confirmer avec le QG. Avertissement!!! Le ménage a consommé 1 Paquet Moyen de Thé en sachet, cette quantité semble anormale pour une consommation des 7 derniers jours.Prière de corriger ou de confirmer avec le QG. Incohérence!! Dans ce ménage, chaque individus consomme par jour 2.964286 Kg  de cereale; Prière de revoir les quantités prises de ces produits. Incohérence!! Dans ce ménage, chaque individus consomme par jour 2.964286 Kg  de cereale; Prière de revoir les quantités prises de ces produits.</w:t>
       </w:r>
     </w:p>
     <w:p>
@@ -1155,7 +1155,7 @@
         <w:rPr>
           <w:sz w:val="20"/>
         </w:rPr>
-        <w:t>- Attention ! Charrettes a été achété à 20000 Fcfa est relativement faible par rapport aux autres prix d'achat observés dans cette zone. Prière de corriger ou de confirmer avec le QG.</w:t>
+        <w:t>- Attention ! Charrettes a été revendu à 20000 Fcfa qui est relativement faible par rapport aux autres prix de revente observés dans cette zone. Prière de corriger ou de confirmer avec le QG.</w:t>
       </w:r>
     </w:p>
     <w:p>
@@ -1480,6 +1480,27 @@
           <w:color w:val="4672C4"/>
           <w:sz w:val="22"/>
         </w:rPr>
+        <w:t>&gt;&gt; Section0 - Identification et renseignements de controle</w:t>
+      </w:r>
+    </w:p>
+    <w:p>
+      <w:pPr>
+        <w:ind w:left="283"/>
+      </w:pPr>
+      <w:r>
+        <w:rPr>
+          <w:sz w:val="20"/>
+        </w:rPr>
+        <w:t>- Le questionnaire semble ne pas être complètement fini mais le questionnaire est en statut complet, prière de compléter le questionnaire.</w:t>
+      </w:r>
+    </w:p>
+    <w:p>
+      <w:r>
+        <w:rPr>
+          <w:b/>
+          <w:color w:val="4672C4"/>
+          <w:sz w:val="22"/>
+        </w:rPr>
         <w:t>&gt;&gt; Section1 - Caracteristiques des membres</w:t>
       </w:r>
     </w:p>
@@ -1592,7 +1613,7 @@
         <w:rPr>
           <w:sz w:val="20"/>
         </w:rPr>
-        <w:t>- Attention ! Le prix unitaire d'achat (166.6667 Fcfa) de Carotte en Pièce (Moyen) est relativement élevé par rapport aux autres prix observés dans cette zone. Prière de corriger ou de confirmer avec le QG. Avertissement!! La quantité (8.75 litre) du produit Huile de palme raffinée consommée  par le ménage semble très élevé, prière de corriger ou confirmer avec le QG. Avertissement!!! Le ménage a consommé 1 Paquet Moyen de Thé en sachet, cette quantité semble anormale pour une consommation des 7 derniers jours.Prière de corriger ou de confirmer avec le QG. Avertissement!!! Le ménage a consommé 10 Litre taille unique de Lait frais de vache, cette quantité semble anormale pour une consommation des 7 derniers jours.Prière de corriger ou de confirmer avec le QG. Incohérence!! Dans ce ménage, chaque individus consomme par jour .8571429 Kg  de cereale; Prière de revoir les quantités prises de ces produits. Le prix d'achat unitaire (300 Fcfa) de Riz importé parfumé en Sac (50 Kg) de taille taille unique est très faible, prière de regarder les reponses prises dans les questions s07bq07a s07bq07b s07bq07c s07bq08 pour mieux corriger. Incohérence!! Dans ce ménage, chaque individus consomme par jour .8571429 Kg  de cereale; Prière de revoir les quantités prises de ces produits. Le prix d'achat unitaire (300 Fcfa) de Riz local Gambiaka en Sac (50 Kg) de taille taille unique est très faible, prière de regarder les reponses prises dans les questions s07bq07a s07bq07b s07bq07c s07bq08 pour mieux corriger.</w:t>
+        <w:t>- Attention ! Le prix unitaire d'achat (100 Fcfa) de Poireau en Tas (Petit) est relativement élevé par rapport aux autres prix observés dans cette zone. Prière de corriger ou de confirmer avec le QG. Attention ! Le prix unitaire d'achat (166.6667 Fcfa) de Carotte en Pièce (Moyen) est relativement élevé par rapport aux autres prix observés dans cette zone. Prière de corriger ou de confirmer avec le QG. Avertissement!! La quantité (8.75 litre) du produit Huile de palme raffinée consommée  par le ménage semble très élevé, prière de corriger ou confirmer avec le QG. Avertissement!!! Le ménage a consommé 1 Paquet Moyen de Thé en sachet, cette quantité semble anormale pour une consommation des 7 derniers jours.Prière de corriger ou de confirmer avec le QG. Avertissement!!! Le ménage a consommé 10 Litre taille unique de Lait frais de vache, cette quantité semble anormale pour une consommation des 7 derniers jours.Prière de corriger ou de confirmer avec le QG. Incohérence!! Dans ce ménage, chaque individus consomme par jour 1.081633 Kg  de cereale; Prière de revoir les quantités prises de ces produits. Le prix d'achat unitaire (300 Fcfa) de Riz importé parfumé en Sac (50 Kg) de taille taille unique est très faible, prière de regarder les reponses prises dans les questions s07bq07a s07bq07b s07bq07c s07bq08 pour mieux corriger. Incohérence!! Dans ce ménage, chaque individus consomme par jour 1.081633 Kg  de cereale; Prière de revoir les quantités prises de ces produits. Le prix d'achat unitaire (300 Fcfa) de Riz local Gambiaka en Sac (50 Kg) de taille taille unique est très faible, prière de regarder les reponses prises dans les questions s07bq07a s07bq07b s07bq07c s07bq08 pour mieux corriger. Attention ! Le prix unitaire d'achat (300 Fcfa) de Riz local Gambiaka en Sac (50 Kg) (taille unique) est relativement faible par rapport aux autres prix observés dans cette zone. Prière de corriger ou de confirmer avec le QG.</w:t>
       </w:r>
     </w:p>
     <w:p>
@@ -1701,7 +1722,9 @@
         </w:rPr>
         <w:t xml:space="preserve">- Attention ! Le ménage a vendu 0 Caprins (Chèvres) à . donc un prix unitaire d'achat (48000 Fcfa) qui  est relativement elevé par rapport aux autres prix observés dans cette zone. Prière de corriger ou de confirmer avec le QG. </w:t>
         <w:br/>
-        <w:t>- Avertissement! Le prix de vente (616666.7 Fcfa) d'un Bovin est trop petit ou élevé . Veuillez confirmer ces informations avec le QG ou apporter les corrections nécessaires.</w:t>
+        <w:t xml:space="preserve">- Attention ! Le ménage a vendu 0 Ovins (Moutons) à . donc un prix unitaire d'achat (105000 Fcfa) qui  est relativement elevé par rapport aux autres prix observés dans cette zone. Prière de corriger ou de confirmer avec le QG. </w:t>
+        <w:br/>
+        <w:t>- Avertissement! Le prix de vente (616666.7 Fcfa) d'un Bovin est trop petit ou élevé . Veuillez confirmer ces informations avec le QG ou apporter les corrections nécessaires. Attention ! Le ménage a vendu 0 Bovins à . donc un prix unitaire d'achat (616666.7 Fcfa) qui  est relativement elevé par rapport aux autres prix observés dans cette zone. Prière de corriger ou de confirmer avec le QG.</w:t>
       </w:r>
     </w:p>
     <w:p>
@@ -2133,7 +2156,7 @@
         <w:rPr>
           <w:sz w:val="20"/>
         </w:rPr>
-        <w:t>- Attention ! Le prix unitaire d'achat (200 Fcfa) de Ail en Sachets (Petit) est relativement élevé par rapport aux autres prix observés dans cette zone. Prière de corriger ou de confirmer avec le QG. Avertissement!!! Le ménage a consommé 1 Paquet Moyen de Thé en sachet, cette quantité semble anormale pour une consommation des 7 derniers jours.Prière de corriger ou de confirmer avec le QG. Incohérence!! Dans ce ménage, chaque individus consomme par jour 1.410714 Kg  de cereale; Prière de revoir les quantités prises de ces produits. Incohérence!! Dans ce ménage, chaque individus consomme par jour 1.410714 Kg  de cereale; Prière de revoir les quantités prises de ces produits.</w:t>
+        <w:t>- Attention ! Le prix unitaire d'achat (100 Fcfa) de Poivre en Sachets (Petit) est relativement élevé par rapport aux autres prix observés dans cette zone. Prière de corriger ou de confirmer avec le QG. Attention ! Le prix unitaire d'achat (200 Fcfa) de Ail en Sachets (Petit) est relativement élevé par rapport aux autres prix observés dans cette zone. Prière de corriger ou de confirmer avec le QG. Avertissement!!! Le ménage a consommé 1 Paquet Moyen de Thé en sachet, cette quantité semble anormale pour une consommation des 7 derniers jours.Prière de corriger ou de confirmer avec le QG. Incohérence!! Dans ce ménage, chaque individus consomme par jour 2.928571 Kg  de cereale; Prière de revoir les quantités prises de ces produits. Incohérence!! Dans ce ménage, chaque individus consomme par jour 2.928571 Kg  de cereale; Prière de revoir les quantités prises de ces produits.</w:t>
       </w:r>
     </w:p>
     <w:p>
@@ -2542,6 +2565,27 @@
           <w:color w:val="4672C4"/>
           <w:sz w:val="22"/>
         </w:rPr>
+        <w:t>&gt;&gt; Section0 - Identification et renseignements de controle</w:t>
+      </w:r>
+    </w:p>
+    <w:p>
+      <w:pPr>
+        <w:ind w:left="283"/>
+      </w:pPr>
+      <w:r>
+        <w:rPr>
+          <w:sz w:val="20"/>
+        </w:rPr>
+        <w:t>- Le questionnaire semble ne pas être complètement fini mais le questionnaire est en statut complet, prière de compléter le questionnaire.</w:t>
+      </w:r>
+    </w:p>
+    <w:p>
+      <w:r>
+        <w:rPr>
+          <w:b/>
+          <w:color w:val="4672C4"/>
+          <w:sz w:val="22"/>
+        </w:rPr>
         <w:t>&gt;&gt; Section1 - Caracteristiques des membres</w:t>
       </w:r>
     </w:p>
@@ -2628,7 +2672,7 @@
         <w:rPr>
           <w:sz w:val="20"/>
         </w:rPr>
-        <w:t>- Attention ! Le prix unitaire d'achat (25 Fcfa) de Vinaigre de vin en Sachets (Petit) est relativement faible par rapport aux autres prix observés dans cette zone. Prière de corriger ou de confirmer avec le QG. Attention ! Le prix unitaire d'achat (50 Fcfa) de Cube alimentaire (Maggi, Jumbo, ) en Cube (Moyen) est relativement élevé par rapport aux autres prix observés dans cette zone. Prière de corriger ou de confirmer avec le QG. Avertissement!!! Le ménage a consommé 1 Paquet Grand de Thé en sachet, cette quantité semble anormale pour une consommation des 7 derniers jours.Prière de corriger ou de confirmer avec le QG. Incohérence!! Dans ce ménage, chaque individus consomme par jour 1.296286 Kg  de cereale; Prière de revoir les quantités prises de ces produits. Le prix d'achat unitaire (300 Fcfa) de Riz importé parfumé en Sac (50 Kg) de taille taille unique est très faible, prière de regarder les reponses prises dans les questions s07bq07a s07bq07b s07bq07c s07bq08 pour mieux corriger. Le prix d'achat unitaire (1000 Fcfa) de Sel en Sac (5 Kg) de taille taille unique est très faible, prière de regarder les reponses prises dans les questions s07bq07a s07bq07b s07bq07c s07bq08 pour mieux corriger. Le prix d'achat unitaire (600 Fcfa) de Sucre en poudre  en Sac (25 Kg) de taille taille unique est très faible, prière de regarder les reponses prises dans les questions s07bq07a s07bq07b s07bq07c s07bq08 pour mieux corriger.</w:t>
+        <w:t>- Attention ! Le prix unitaire d'achat (1500 Fcfa) de Lait en poudre en Kg (taille unique) est relativement faible par rapport aux autres prix observés dans cette zone. Prière de corriger ou de confirmer avec le QG. Attention ! Le prix unitaire d'achat (50 Fcfa) de Cube alimentaire (Maggi, Jumbo, ) en Cube (Moyen) est relativement élevé par rapport aux autres prix observés dans cette zone. Prière de corriger ou de confirmer avec le QG. Avertissement!!! Le ménage a consommé 1 Paquet Grand de Thé en sachet, cette quantité semble anormale pour une consommation des 7 derniers jours.Prière de corriger ou de confirmer avec le QG. Incohérence!! Dans ce ménage, chaque individus consomme par jour 3.724857 Kg  de cereale; Prière de revoir les quantités prises de ces produits. Le prix d'achat unitaire (300 Fcfa) de Riz importé parfumé en Sac (50 Kg) de taille taille unique est très faible, prière de regarder les reponses prises dans les questions s07bq07a s07bq07b s07bq07c s07bq08 pour mieux corriger. Le prix d'achat unitaire (1000 Fcfa) de Sel en Sac (5 Kg) de taille taille unique est très faible, prière de regarder les reponses prises dans les questions s07bq07a s07bq07b s07bq07c s07bq08 pour mieux corriger. Le prix d'achat unitaire (600 Fcfa) de Sucre en poudre  en Sac (25 Kg) de taille taille unique est très faible, prière de regarder les reponses prises dans les questions s07bq07a s07bq07b s07bq07c s07bq08 pour mieux corriger.</w:t>
       </w:r>
     </w:p>
     <w:p>
@@ -3081,6 +3125,27 @@
           <w:color w:val="4672C4"/>
           <w:sz w:val="22"/>
         </w:rPr>
+        <w:t>&gt;&gt; Section0 - Identification et renseignements de controle</w:t>
+      </w:r>
+    </w:p>
+    <w:p>
+      <w:pPr>
+        <w:ind w:left="283"/>
+      </w:pPr>
+      <w:r>
+        <w:rPr>
+          <w:sz w:val="20"/>
+        </w:rPr>
+        <w:t>- Le questionnaire semble ne pas être complètement fini mais le questionnaire est en statut complet, prière de compléter le questionnaire.</w:t>
+      </w:r>
+    </w:p>
+    <w:p>
+      <w:r>
+        <w:rPr>
+          <w:b/>
+          <w:color w:val="4672C4"/>
+          <w:sz w:val="22"/>
+        </w:rPr>
         <w:t>&gt;&gt; Section1 - Caracteristiques des membres</w:t>
       </w:r>
     </w:p>
@@ -3175,7 +3240,7 @@
         <w:rPr>
           <w:sz w:val="20"/>
         </w:rPr>
-        <w:t>- Avertissement!!! Le ménage a consommé 1 Paquet Grand de Thé en sachet, cette quantité semble anormale pour une consommation des 7 derniers jours.Prière de corriger ou de confirmer avec le QG. Incohérence!! Dans ce ménage, chaque individus consomme par jour .9017857 Kg  de cereale; Prière de revoir les quantités prises de ces produits. Le prix d'achat unitaire (700 Fcfa) de Sucre en poudre  en Sac (5 Kg) de taille taille unique est très faible, prière de regarder les reponses prises dans les questions s07bq07a s07bq07b s07bq07c s07bq08 pour mieux corriger.</w:t>
+        <w:t>- Attention ! Le prix unitaire d'achat (1500 Fcfa) de Lait en poudre en Kg (taille unique) est relativement faible par rapport aux autres prix observés dans cette zone. Prière de corriger ou de confirmer avec le QG. Avertissement!!! Le ménage a consommé 1 Paquet Grand de Thé en sachet, cette quantité semble anormale pour une consommation des 7 derniers jours.Prière de corriger ou de confirmer avec le QG. Incohérence!! Dans ce ménage, chaque individus consomme par jour 1.964286 Kg  de cereale; Prière de revoir les quantités prises de ces produits. Le prix d'achat unitaire (700 Fcfa) de Sucre en poudre  en Sac (5 Kg) de taille taille unique est très faible, prière de regarder les reponses prises dans les questions s07bq07a s07bq07b s07bq07c s07bq08 pour mieux corriger. Attention ! Le prix unitaire d'achat (700 Fcfa) de Sucre en poudre  en Sac (5 Kg) (taille unique) est relativement faible par rapport aux autres prix observés dans cette zone. Prière de corriger ou de confirmer avec le QG.</w:t>
       </w:r>
     </w:p>
     <w:p>
@@ -3301,6 +3366,8 @@
         <w:rPr>
           <w:sz w:val="20"/>
         </w:rPr>
+        <w:t xml:space="preserve">- Attention ! Hache-Paille a été achété à 15000 Fcfa est relativement élevé par rapport aux autres prix d'achat observés dans cette zone. Prière de corriger ou de confirmer avec le QG. Attention ! Hache-Paille a été revendu à 15000 Fcfa qui est relativement élevé par rapport aux autres prix de revente observés dans cette zone. Prière de corriger ou de confirmer avec le QG. </w:t>
+        <w:br/>
         <w:t>- Attention ! Machette a été achété à 25000 Fcfa est relativement élevé par rapport aux autres prix d'achat observés dans cette zone. Prière de corriger ou de confirmer avec le QG. Attention ! Machette a été revendu à 25000 Fcfa qui est relativement élevé par rapport aux autres prix de revente observés dans cette zone. Prière de corriger ou de confirmer avec le QG.</w:t>
       </w:r>
     </w:p>
@@ -3733,7 +3800,7 @@
         <w:rPr>
           <w:sz w:val="20"/>
         </w:rPr>
-        <w:t>- Attention ! Le prix unitaire d'achat (20 Fcfa) de Cube alimentaire (Maggi, Jumbo, ) en Cube (Moyen) est relativement faible par rapport aux autres prix observés dans cette zone. Prière de corriger ou de confirmer avec le QG. Attention ! Le prix unitaire d'achat (66.66666 Fcfa) de Aubergine sauvage  en Pièce (Petit) est relativement élevé par rapport aux autres prix observés dans cette zone. Prière de corriger ou de confirmer avec le QG. Avertissement!! le prix unitaire (18000 Fcfa) de Thé en sachet (unité: Paquet) de taille Grand est très faible ou élevé. Prière de corriger ou de confirmer avec le QG. Attention ! Le prix unitaire d'achat (18000 Fcfa) de Thé en sachet en Paquet (Grand) est relativement élevé par rapport aux autres prix observés dans cette zone. Prière de corriger ou de confirmer avec le QG. Incohérence!! Dans ce ménage, chaque individus consomme par jour 2.5 Kg  de cereale; Prière de revoir les quantités prises de ces produits. Le prix d'achat unitaire (300 Fcfa) de Riz local Gambiaka en Sac (50 Kg) de taille taille unique est très faible, prière de regarder les reponses prises dans les questions s07bq07a s07bq07b s07bq07c s07bq08 pour mieux corriger. Attention ! Soupçons de quantité anormale! Le ménage de ISSA BA avec une taille de 4 personnes a consommé 12 Kg en taille unique de Riz local Gambiaka qui est relativement élevé comme consommation par rapport à la condition de vie des autres ménages de même taille dans cette zone. Prière de corriger ou de confirmer avec le QG.</w:t>
+        <w:t>- Attention ! Le prix unitaire d'achat (20 Fcfa) de Cube alimentaire (Maggi, Jumbo, ) en Cube (Moyen) est relativement faible par rapport aux autres prix observés dans cette zone. Prière de corriger ou de confirmer avec le QG. Attention ! Le prix unitaire d'achat (66.66666 Fcfa) de Aubergine sauvage  en Pièce (Petit) est relativement élevé par rapport aux autres prix observés dans cette zone. Prière de corriger ou de confirmer avec le QG. Avertissement!! le prix unitaire (18000 Fcfa) de Thé en sachet (unité: Paquet) de taille Grand est très faible ou élevé. Prière de corriger ou de confirmer avec le QG. Attention ! Le prix unitaire d'achat (18000 Fcfa) de Thé en sachet en Paquet (Grand) est relativement élevé par rapport aux autres prix observés dans cette zone. Prière de corriger ou de confirmer avec le QG. Incohérence!! Dans ce ménage, chaque individus consomme par jour 4.589286 Kg  de cereale; Prière de revoir les quantités prises de ces produits. Le prix d'achat unitaire (300 Fcfa) de Riz local Gambiaka en Sac (50 Kg) de taille taille unique est très faible, prière de regarder les reponses prises dans les questions s07bq07a s07bq07b s07bq07c s07bq08 pour mieux corriger. Attention ! Le prix unitaire d'achat (300 Fcfa) de Riz local Gambiaka en Sac (50 Kg) (taille unique) est relativement faible par rapport aux autres prix observés dans cette zone. Prière de corriger ou de confirmer avec le QG.</w:t>
       </w:r>
     </w:p>
     <w:p>
@@ -4186,6 +4253,27 @@
           <w:color w:val="4672C4"/>
           <w:sz w:val="22"/>
         </w:rPr>
+        <w:t>&gt;&gt; Section0 - Identification et renseignements de controle</w:t>
+      </w:r>
+    </w:p>
+    <w:p>
+      <w:pPr>
+        <w:ind w:left="283"/>
+      </w:pPr>
+      <w:r>
+        <w:rPr>
+          <w:sz w:val="20"/>
+        </w:rPr>
+        <w:t>- Le questionnaire semble ne pas être complètement fini mais le questionnaire est en statut complet, prière de compléter le questionnaire.</w:t>
+      </w:r>
+    </w:p>
+    <w:p>
+      <w:r>
+        <w:rPr>
+          <w:b/>
+          <w:color w:val="4672C4"/>
+          <w:sz w:val="22"/>
+        </w:rPr>
         <w:t>&gt;&gt; Section1 - Caracteristiques des membres</w:t>
       </w:r>
     </w:p>
@@ -4272,7 +4360,7 @@
         <w:rPr>
           <w:sz w:val="20"/>
         </w:rPr>
-        <w:t>- Attention ! Le prix unitaire d'achat (100 Fcfa) de Patate douce en Tas (Moyen) est relativement faible par rapport aux autres prix observés dans cette zone. Prière de corriger ou de confirmer avec le QG. Attention ! Le prix unitaire d'achat (1000 Fcfa) de Lait en poudre en Sachets (Moyen) est relativement élevé par rapport aux autres prix observés dans cette zone. Prière de corriger ou de confirmer avec le QG. Avertissement!!! Le ménage a consommé 1 Paquet Moyen de Thé en sachet, cette quantité semble anormale pour une consommation des 7 derniers jours.Prière de corriger ou de confirmer avec le QG. Incohérence!! Dans ce ménage, chaque individus consomme par jour 2.178571 Kg  de cereale; Prière de revoir les quantités prises de ces produits. Incohérence!! Dans ce ménage, chaque individus consomme par jour 2.178571 Kg  de cereale; Prière de revoir les quantités prises de ces produits.</w:t>
+        <w:t>- Attention ! Le prix unitaire d'achat (100 Fcfa) de Poivre en Sachets (Petit) est relativement élevé par rapport aux autres prix observés dans cette zone. Prière de corriger ou de confirmer avec le QG. Avertissement!!! Le ménage a consommé 1 Paquet Moyen de Thé en sachet, cette quantité semble anormale pour une consommation des 7 derniers jours.Prière de corriger ou de confirmer avec le QG. Incohérence!! Dans ce ménage, chaque individus consomme par jour 3.357143 Kg  de cereale; Prière de revoir les quantités prises de ces produits. Incohérence!! Dans ce ménage, chaque individus consomme par jour 3.357143 Kg  de cereale; Prière de revoir les quantités prises de ces produits.</w:t>
       </w:r>
     </w:p>
     <w:p>
@@ -4799,7 +4887,7 @@
         <w:rPr>
           <w:sz w:val="20"/>
         </w:rPr>
-        <w:t>- Il est obligatoire de prendre les coordonnées Gps avant d'administrer le questionnaire. Prière de prendre les coordonnées GPS.</w:t>
+        <w:t>- Le questionnaire semble ne pas être complètement fini mais le questionnaire est en statut complet, prière de compléter le questionnaire. Il est obligatoire de prendre les coordonnées Gps avant d'administrer le questionnaire. Prière de prendre les coordonnées GPS.</w:t>
       </w:r>
     </w:p>
     <w:p>
@@ -4924,7 +5012,7 @@
         <w:rPr>
           <w:sz w:val="20"/>
         </w:rPr>
-        <w:t>- Attention ! Le prix unitaire d'achat (200 Fcfa) de Pain traditionnel (Baguette) en miche (Petit) est relativement élevé par rapport aux autres prix observés dans cette zone. Prière de corriger ou de confirmer avec le QG. Avertissement!!! Le ménage a consommé 14 Litre taille unique de Lait frais de vache, cette quantité semble anormale pour une consommation des 7 derniers jours.Prière de corriger ou de confirmer avec le QG. Avertissement!!! Le ménage a consommé 14 Paquet Petit de Thé en sachet, cette quantité semble anormale pour une consommation des 7 derniers jours.Prière de corriger ou de confirmer avec le QG. Difficile de consommer le Sel en Boite de tomate/Pot Petit prière de verifier. Incohérence!! Dans ce ménage, chaque individus consomme par jour 2.442857 Kg  de cereale; Prière de revoir les quantités prises de ces produits. Incohérence!! Dans ce ménage, chaque individus consomme par jour 2.442857 Kg  de cereale; Prière de revoir les quantités prises de ces produits. Le prix d'achat unitaire (300 Fcfa) de Riz importé parfumé en Sac (50 Kg) de taille taille unique est très faible, prière de regarder les reponses prises dans les questions s07bq07a s07bq07b s07bq07c s07bq08 pour mieux corriger.</w:t>
+        <w:t>- Attention ! Le prix unitaire d'achat (200 Fcfa) de Pain traditionnel (Baguette) en miche (Petit) est relativement élevé par rapport aux autres prix observés dans cette zone. Prière de corriger ou de confirmer avec le QG. Avertissement!!! Le ménage a consommé 14 Litre taille unique de Lait frais de vache, cette quantité semble anormale pour une consommation des 7 derniers jours.Prière de corriger ou de confirmer avec le QG. Avertissement!!! Le ménage a consommé 14 Paquet Petit de Thé en sachet, cette quantité semble anormale pour une consommation des 7 derniers jours.Prière de corriger ou de confirmer avec le QG. Difficile de consommer le Sel en Boite de tomate/Pot Petit prière de verifier. Incohérence!! Dans ce ménage, chaque individus consomme par jour 2.546286 Kg  de cereale; Prière de revoir les quantités prises de ces produits. Attention ! Soupçons de quantité anormale! Le ménage de AMADOU MOUSSA DEME avec une taille de 5 personnes a consommé 14 Kg en taille unique de Mil qui est relativement élevé comme consommation par rapport à la condition de vie des autres ménages de même taille dans cette zone. Prière de corriger ou de confirmer avec le QG. Incohérence!! Dans ce ménage, chaque individus consomme par jour 2.546286 Kg  de cereale; Prière de revoir les quantités prises de ces produits. Le prix d'achat unitaire (300 Fcfa) de Riz importé parfumé en Sac (50 Kg) de taille taille unique est très faible, prière de regarder les reponses prises dans les questions s07bq07a s07bq07b s07bq07c s07bq08 pour mieux corriger.</w:t>
       </w:r>
     </w:p>
     <w:p>
@@ -5377,6 +5465,27 @@
           <w:color w:val="4672C4"/>
           <w:sz w:val="22"/>
         </w:rPr>
+        <w:t>&gt;&gt; Section0 - Identification et renseignements de controle</w:t>
+      </w:r>
+    </w:p>
+    <w:p>
+      <w:pPr>
+        <w:ind w:left="283"/>
+      </w:pPr>
+      <w:r>
+        <w:rPr>
+          <w:sz w:val="20"/>
+        </w:rPr>
+        <w:t>- Le questionnaire semble ne pas être complètement fini mais le questionnaire est en statut complet, prière de compléter le questionnaire.</w:t>
+      </w:r>
+    </w:p>
+    <w:p>
+      <w:r>
+        <w:rPr>
+          <w:b/>
+          <w:color w:val="4672C4"/>
+          <w:sz w:val="22"/>
+        </w:rPr>
         <w:t>&gt;&gt; Section1 - Caracteristiques des membres</w:t>
       </w:r>
     </w:p>
@@ -5486,7 +5595,7 @@
         <w:rPr>
           <w:sz w:val="20"/>
         </w:rPr>
-        <w:t>- Avertissement!! La quantité (3.5 litre) du produit Huile de palme raffinée consommée  par le ménage semble très élevé, prière de corriger ou confirmer avec le QG. Avertissement!!! Le ménage a consommé 1 Paquet Petit de Thé en sachet, cette quantité semble anormale pour une consommation des 7 derniers jours.Prière de corriger ou de confirmer avec le QG. Attention ! Le prix unitaire d'achat (1000 Fcfa) de Thé en sachet en Paquet (Petit) est relativement élevé par rapport aux autres prix observés dans cette zone. Prière de corriger ou de confirmer avec le QG. Incohérence!! Dans ce ménage, chaque individus consomme par jour 1.492857 Kg  de cereale; Prière de revoir les quantités prises de ces produits. Incohérence!! Dans ce ménage, chaque individus consomme par jour 1.492857 Kg  de cereale; Prière de revoir les quantités prises de ces produits. Le prix d'achat unitaire (240 Fcfa) de Riz local fumé (malo-woussou) en Kg de taille  taille unique  est très faible, prière de regarder les reponses prises dans les questions s07bq07a s07bq07b s07bq07c s07bq08 pour mieux corriger.</w:t>
+        <w:t>- Attention ! Le prix unitaire d'achat (100 Fcfa) de Poivre en Sachets (Petit) est relativement élevé par rapport aux autres prix observés dans cette zone. Prière de corriger ou de confirmer avec le QG. Attention ! Le prix unitaire d'achat (250 Fcfa) de Choux en Pièce (Petit) est relativement élevé par rapport aux autres prix observés dans cette zone. Prière de corriger ou de confirmer avec le QG. Avertissement!! La quantité (3.5 litre) du produit Huile de palme raffinée consommée  par le ménage semble très élevé, prière de corriger ou confirmer avec le QG. Avertissement!!! Le ménage a consommé 1 Paquet Petit de Thé en sachet, cette quantité semble anormale pour une consommation des 7 derniers jours.Prière de corriger ou de confirmer avec le QG. Attention ! Le prix unitaire d'achat (1000 Fcfa) de Thé en sachet en Paquet (Petit) est relativement élevé par rapport aux autres prix observés dans cette zone. Prière de corriger ou de confirmer avec le QG. Incohérence!! Dans ce ménage, chaque individus consomme par jour 2.55 Kg  de cereale; Prière de revoir les quantités prises de ces produits. Incohérence!! Dans ce ménage, chaque individus consomme par jour 2.55 Kg  de cereale; Prière de revoir les quantités prises de ces produits. Le prix d'achat unitaire (240 Fcfa) de Riz local fumé (malo-woussou) en Kg de taille  taille unique  est très faible, prière de regarder les reponses prises dans les questions s07bq07a s07bq07b s07bq07c s07bq08 pour mieux corriger.</w:t>
       </w:r>
     </w:p>
     <w:p>
@@ -5958,6 +6067,27 @@
           <w:color w:val="4672C4"/>
           <w:sz w:val="22"/>
         </w:rPr>
+        <w:t>&gt;&gt; Section0 - Identification et renseignements de controle</w:t>
+      </w:r>
+    </w:p>
+    <w:p>
+      <w:pPr>
+        <w:ind w:left="283"/>
+      </w:pPr>
+      <w:r>
+        <w:rPr>
+          <w:sz w:val="20"/>
+        </w:rPr>
+        <w:t>- Le questionnaire semble ne pas être complètement fini mais le questionnaire est en statut complet, prière de compléter le questionnaire.</w:t>
+      </w:r>
+    </w:p>
+    <w:p>
+      <w:r>
+        <w:rPr>
+          <w:b/>
+          <w:color w:val="4672C4"/>
+          <w:sz w:val="22"/>
+        </w:rPr>
         <w:t>&gt;&gt; Section1 - Caracteristiques des membres</w:t>
       </w:r>
     </w:p>
@@ -6063,7 +6193,7 @@
         <w:rPr>
           <w:sz w:val="20"/>
         </w:rPr>
-        <w:t>- Attention ! Le prix unitaire d'achat (500 Fcfa) de Patate douce en Tas (Moyen) est relativement élevé par rapport aux autres prix observés dans cette zone. Prière de corriger ou de confirmer avec le QG. Avertissement!!! Le ménage a consommé 2 Paquet Petit de Thé en sachet, cette quantité semble anormale pour une consommation des 7 derniers jours.Prière de corriger ou de confirmer avec le QG. Attention ! Le prix unitaire d'achat (1000 Fcfa) de Thé en sachet en Paquet (Petit) est relativement élevé par rapport aux autres prix observés dans cette zone. Prière de corriger ou de confirmer avec le QG. Difficile de consommer le Sel en Boite de tomate/Pot Tres petit prière de verifier. Incohérence!! Dans ce ménage, chaque individus consomme par jour .5178571 Kg  de cereale; Prière de revoir les quantités prises de ces produits. Le prix d'achat unitaire (300 Fcfa) de Riz importé parfumé en Sac (50 Kg) de taille taille unique est très faible, prière de regarder les reponses prises dans les questions s07bq07a s07bq07b s07bq07c s07bq08 pour mieux corriger. Incohérence!! Dans ce ménage, chaque individus consomme par jour .5178571 Kg  de cereale; Prière de revoir les quantités prises de ces produits. Le prix d'achat unitaire (300 Fcfa) de Riz local Gambiaka en Sac (50 Kg) de taille taille unique est très faible, prière de regarder les reponses prises dans les questions s07bq07a s07bq07b s07bq07c s07bq08 pour mieux corriger.</w:t>
+        <w:t>- Attention ! Le prix unitaire d'achat (1500 Fcfa) de Lait en poudre en Kg (taille unique) est relativement faible par rapport aux autres prix observés dans cette zone. Prière de corriger ou de confirmer avec le QG. Avertissement!!! Le ménage a consommé 2 Paquet Petit de Thé en sachet, cette quantité semble anormale pour une consommation des 7 derniers jours.Prière de corriger ou de confirmer avec le QG. Attention ! Le prix unitaire d'achat (1000 Fcfa) de Thé en sachet en Paquet (Petit) est relativement élevé par rapport aux autres prix observés dans cette zone. Prière de corriger ou de confirmer avec le QG. Difficile de consommer le Sel en Boite de tomate/Pot Tres petit prière de verifier. Incohérence!! Dans ce ménage, chaque individus consomme par jour .5178571 Kg  de cereale; Prière de revoir les quantités prises de ces produits. Le prix d'achat unitaire (300 Fcfa) de Riz importé parfumé en Sac (50 Kg) de taille taille unique est très faible, prière de regarder les reponses prises dans les questions s07bq07a s07bq07b s07bq07c s07bq08 pour mieux corriger. Incohérence!! Dans ce ménage, chaque individus consomme par jour .5178571 Kg  de cereale; Prière de revoir les quantités prises de ces produits. Le prix d'achat unitaire (300 Fcfa) de Riz local Gambiaka en Sac (50 Kg) de taille taille unique est très faible, prière de regarder les reponses prises dans les questions s07bq07a s07bq07b s07bq07c s07bq08 pour mieux corriger. Attention ! Le prix unitaire d'achat (300 Fcfa) de Riz local Gambiaka en Sac (50 Kg) (taille unique) est relativement faible par rapport aux autres prix observés dans cette zone. Prière de corriger ou de confirmer avec le QG.</w:t>
       </w:r>
     </w:p>
     <w:p>
@@ -6699,7 +6829,7 @@
         <w:rPr>
           <w:sz w:val="20"/>
         </w:rPr>
-        <w:t>- Attention ! Le prix unitaire d'achat (20 Fcfa) de Cube alimentaire (Maggi, Jumbo, ) en Cube (Moyen) est relativement faible par rapport aux autres prix observés dans cette zone. Prière de corriger ou de confirmer avec le QG. Attention ! Le prix unitaire d'achat (50 Fcfa) de Carotte en Pièce (Petit) est relativement faible par rapport aux autres prix observés dans cette zone. Prière de corriger ou de confirmer avec le QG. Avertissement!!! Le ménage a consommé 1 Paquet Moyen de Thé en sachet, cette quantité semble anormale pour une consommation des 7 derniers jours.Prière de corriger ou de confirmer avec le QG. Incohérence!! Dans ce ménage, chaque individus consomme par jour 1.642857 Kg  de cereale; Prière de revoir les quantités prises de ces produits. Incohérence!! Dans ce ménage, chaque individus consomme par jour 1.642857 Kg  de cereale; Prière de revoir les quantités prises de ces produits. Attention ! Le prix unitaire d'achat (15000 Fcfa) de Riz importé parfumé en Sac (50 Kg) (taille unique) est relativement élevé par rapport aux autres prix observés dans cette zone. Prière de corriger ou de confirmer avec le QG.</w:t>
+        <w:t>- Attention ! Le prix unitaire d'achat (100 Fcfa) de Poivre en Sachets (Petit) est relativement élevé par rapport aux autres prix observés dans cette zone. Prière de corriger ou de confirmer avec le QG. Attention ! Le prix unitaire d'achat (20 Fcfa) de Cube alimentaire (Maggi, Jumbo, ) en Cube (Moyen) est relativement faible par rapport aux autres prix observés dans cette zone. Prière de corriger ou de confirmer avec le QG. Avertissement!!! Le ménage a consommé 1 Paquet Moyen de Thé en sachet, cette quantité semble anormale pour une consommation des 7 derniers jours.Prière de corriger ou de confirmer avec le QG. Incohérence!! Dans ce ménage, chaque individus consomme par jour 4.845238 Kg  de cereale; Prière de revoir les quantités prises de ces produits. Incohérence!! Dans ce ménage, chaque individus consomme par jour 4.845238 Kg  de cereale; Prière de revoir les quantités prises de ces produits.</w:t>
       </w:r>
     </w:p>
     <w:p>
